--- a/1-10.docx
+++ b/1-10.docx
@@ -48,26 +48,26 @@
           <w:rFonts w:hint="eastAsia" w:ascii="微软雅黑" w:hAnsi="微软雅黑" w:eastAsia="微软雅黑" w:cs="微软雅黑"/>
           <w:lang w:val="en-US" w:eastAsia="zh-CN"/>
         </w:rPr>
-        <w:t>哼哼哼啊~ 浩大你扣我干嘛鬼啊，王雷愤怒说并狠狠的打了一下浩大的屁股。李雪从门口进来说：你们两个男生害不害臊，丢死人了。随后看着浩大说：浩大，晚上我们晚上一起打原神吧，浩大兴奋的说好啊好啊，十分又九分的好，晚上我带你玩原神</w:t>
+        <w:t>哼哼哼啊~ 浩大你扣我干嘛鬼啊，王雷愤怒说并狠狠的打了一下浩大的屁股。李雪从门口进来说：你们两个男生害不害臊，丢死人了。随后看着浩大说：浩大，晚上我们晚上一起打原神吧，浩大兴奋的说好啊好啊，十分又九分的好，晚上我带你玩原神，你来我家吧。</w:t>
       </w:r>
       <w:bookmarkStart w:id="0" w:name="_GoBack"/>
       <w:bookmarkEnd w:id="0"/>
+    </w:p>
+    <w:p>
+      <w:pPr>
+        <w:ind w:firstLine="420" w:firstLineChars="0"/>
+        <w:rPr>
+          <w:rFonts w:hint="default" w:ascii="微软雅黑" w:hAnsi="微软雅黑" w:eastAsia="微软雅黑" w:cs="微软雅黑"/>
+          <w:lang w:val="en-US" w:eastAsia="zh-CN"/>
+        </w:rPr>
+      </w:pPr>
       <w:r>
         <w:rPr>
           <w:rFonts w:hint="eastAsia" w:ascii="微软雅黑" w:hAnsi="微软雅黑" w:eastAsia="微软雅黑" w:cs="微软雅黑"/>
           <w:lang w:val="en-US" w:eastAsia="zh-CN"/>
         </w:rPr>
-        <w:t>，你来我家吧。</w:t>
+        <w:t>黄昏，夕阳西下，金光洒满操场，夕阳下，两个背影手牵手在夕阳下漫步，浩大的手轻轻抚过李雪的脸</w:t>
       </w:r>
-    </w:p>
-    <w:p>
-      <w:pPr>
-        <w:ind w:firstLine="420" w:firstLineChars="0"/>
-        <w:rPr>
-          <w:rFonts w:hint="eastAsia" w:ascii="微软雅黑" w:hAnsi="微软雅黑" w:eastAsia="微软雅黑" w:cs="微软雅黑"/>
-          <w:lang w:val="en-US" w:eastAsia="zh-CN"/>
-        </w:rPr>
-      </w:pPr>
     </w:p>
     <w:sectPr>
       <w:headerReference r:id="rId3" w:type="default"/>
@@ -91,7 +91,7 @@
         <w:sz w:val="18"/>
       </w:rPr>
       <w:pict>
-        <v:shape id="PowerPlusWaterMarkObject30563" o:spid="_x0000_s2049" o:spt="136" type="#_x0000_t136" style="position:absolute;left:0pt;height:43.6pt;width:543.65pt;mso-position-horizontal:center;mso-position-horizontal-relative:margin;mso-position-vertical:center;mso-position-vertical-relative:margin;rotation:-2949120f;z-index:-251657216;mso-width-relative:page;mso-height-relative:page;" fillcolor="#C0C0C0" filled="t" stroked="f" coordsize="21600,21600" adj="10800">
+        <v:shape id="PowerPlusWaterMarkObject30563" o:spid="_x0000_s4097" o:spt="136" type="#_x0000_t136" style="position:absolute;left:0pt;height:43.6pt;width:543.65pt;mso-position-horizontal:center;mso-position-horizontal-relative:margin;mso-position-vertical:center;mso-position-vertical-relative:margin;rotation:-2949120f;z-index:-251657216;mso-width-relative:page;mso-height-relative:page;" fillcolor="#C0C0C0" filled="t" stroked="f" coordsize="21600,21600" adj="10800">
           <v:path/>
           <v:fill on="t" opacity="24903f" focussize="0,0"/>
           <v:stroke on="f"/>
@@ -714,7 +714,7 @@
     <customSectPr/>
   </customSectProps>
   <customShpExts>
-    <customShpInfo spid="_x0000_s2049"/>
+    <customShpInfo spid="_x0000_s4097"/>
   </customShpExts>
 </s:customData>
 </file>

--- a/1-10.docx
+++ b/1-10.docx
@@ -50,8 +50,6 @@
         </w:rPr>
         <w:t>哼哼哼啊~ 浩大你扣我干嘛鬼啊，王雷愤怒说并狠狠的打了一下浩大的屁股。李雪从门口进来说：你们两个男生害不害臊，丢死人了。随后看着浩大说：浩大，晚上我们晚上一起打原神吧，浩大兴奋的说好啊好啊，十分又九分的好，晚上我带你玩原神，你来我家吧。</w:t>
       </w:r>
-      <w:bookmarkStart w:id="0" w:name="_GoBack"/>
-      <w:bookmarkEnd w:id="0"/>
     </w:p>
     <w:p>
       <w:pPr>
@@ -66,8 +64,10 @@
           <w:rFonts w:hint="eastAsia" w:ascii="微软雅黑" w:hAnsi="微软雅黑" w:eastAsia="微软雅黑" w:cs="微软雅黑"/>
           <w:lang w:val="en-US" w:eastAsia="zh-CN"/>
         </w:rPr>
-        <w:t>黄昏，夕阳西下，金光洒满操场，夕阳下，两个背影手牵手在夕阳下漫步，浩大的手轻轻抚过李雪的脸</w:t>
+        <w:t>黄昏，夕阳西下，金光洒满操场，夕阳下，两个背影手牵手在空旷无人的操场上漫步，浩大的手轻轻抚过李雪的脸，李雪慢慢靠近浩大，轻轻的依偎在浩大宽大的肩膀上，</w:t>
       </w:r>
+      <w:bookmarkStart w:id="0" w:name="_GoBack"/>
+      <w:bookmarkEnd w:id="0"/>
     </w:p>
     <w:sectPr>
       <w:headerReference r:id="rId3" w:type="default"/>

--- a/1-10.docx
+++ b/1-10.docx
@@ -6,6 +6,7 @@
       <w:pPr>
         <w:pStyle w:val="2"/>
         <w:bidi w:val="0"/>
+        <w:ind w:firstLine="880" w:firstLineChars="200"/>
         <w:jc w:val="center"/>
         <w:rPr>
           <w:rFonts w:hint="eastAsia" w:ascii="微软雅黑" w:hAnsi="微软雅黑" w:eastAsia="微软雅黑" w:cs="微软雅黑"/>
@@ -22,22 +23,127 @@
     </w:p>
     <w:p>
       <w:pPr>
-        <w:rPr>
-          <w:rFonts w:hint="eastAsia" w:ascii="微软雅黑" w:hAnsi="微软雅黑" w:eastAsia="微软雅黑" w:cs="微软雅黑"/>
+        <w:pStyle w:val="4"/>
+        <w:bidi w:val="0"/>
+        <w:ind w:firstLine="360" w:firstLineChars="200"/>
+        <w:jc w:val="center"/>
+        <w:rPr>
+          <w:rFonts w:hint="default" w:ascii="微软雅黑" w:hAnsi="微软雅黑" w:eastAsia="微软雅黑" w:cs="微软雅黑"/>
           <w:lang w:val="en-US" w:eastAsia="zh-CN"/>
         </w:rPr>
       </w:pPr>
       <w:r>
         <w:rPr>
           <w:rFonts w:hint="eastAsia" w:ascii="微软雅黑" w:hAnsi="微软雅黑" w:eastAsia="微软雅黑" w:cs="微软雅黑"/>
-          <w:lang w:val="en-US" w:eastAsia="zh-CN"/>
-        </w:rPr>
-        <w:t>清晨，下北泽第一实验中学</w:t>
+          <w:sz w:val="18"/>
+          <w:szCs w:val="18"/>
+          <w:lang w:val="en-US" w:eastAsia="zh-CN"/>
+        </w:rPr>
+        <w:t>开始阅读时间：</w:t>
+      </w:r>
+      <w:r>
+        <w:rPr>
+          <w:rFonts w:hint="eastAsia" w:ascii="微软雅黑" w:hAnsi="微软雅黑" w:eastAsia="微软雅黑" w:cs="微软雅黑"/>
+          <w:sz w:val="18"/>
+          <w:szCs w:val="18"/>
+          <w:lang w:val="en-US" w:eastAsia="zh-CN"/>
+        </w:rPr>
+        <w:fldChar w:fldCharType="begin"/>
+      </w:r>
+      <w:r>
+        <w:rPr>
+          <w:rFonts w:hint="eastAsia" w:ascii="微软雅黑" w:hAnsi="微软雅黑" w:eastAsia="微软雅黑" w:cs="微软雅黑"/>
+          <w:sz w:val="18"/>
+          <w:szCs w:val="18"/>
+          <w:lang w:val="en-US" w:eastAsia="zh-CN"/>
+        </w:rPr>
+        <w:instrText xml:space="preserve">Time \@ "yyyy年M月d日"</w:instrText>
+      </w:r>
+      <w:r>
+        <w:rPr>
+          <w:rFonts w:hint="eastAsia" w:ascii="微软雅黑" w:hAnsi="微软雅黑" w:eastAsia="微软雅黑" w:cs="微软雅黑"/>
+          <w:sz w:val="18"/>
+          <w:szCs w:val="18"/>
+          <w:lang w:val="en-US" w:eastAsia="zh-CN"/>
+        </w:rPr>
+        <w:fldChar w:fldCharType="separate"/>
+      </w:r>
+      <w:r>
+        <w:rPr>
+          <w:rFonts w:hint="eastAsia" w:ascii="微软雅黑" w:hAnsi="微软雅黑" w:eastAsia="微软雅黑" w:cs="微软雅黑"/>
+          <w:sz w:val="18"/>
+          <w:szCs w:val="18"/>
+          <w:lang w:val="en-US" w:eastAsia="zh-CN"/>
+        </w:rPr>
+        <w:t>2024年3月7日</w:t>
+      </w:r>
+      <w:r>
+        <w:rPr>
+          <w:rFonts w:hint="eastAsia" w:ascii="微软雅黑" w:hAnsi="微软雅黑" w:eastAsia="微软雅黑" w:cs="微软雅黑"/>
+          <w:sz w:val="18"/>
+          <w:szCs w:val="18"/>
+          <w:lang w:val="en-US" w:eastAsia="zh-CN"/>
+        </w:rPr>
+        <w:fldChar w:fldCharType="end"/>
+      </w:r>
+      <w:r>
+        <w:rPr>
+          <w:rFonts w:hint="eastAsia" w:ascii="微软雅黑" w:hAnsi="微软雅黑" w:eastAsia="微软雅黑" w:cs="微软雅黑"/>
+          <w:sz w:val="18"/>
+          <w:szCs w:val="18"/>
+          <w:lang w:val="en-US" w:eastAsia="zh-CN"/>
+        </w:rPr>
+        <w:fldChar w:fldCharType="begin"/>
+      </w:r>
+      <w:r>
+        <w:rPr>
+          <w:rFonts w:hint="eastAsia" w:ascii="微软雅黑" w:hAnsi="微软雅黑" w:eastAsia="微软雅黑" w:cs="微软雅黑"/>
+          <w:sz w:val="18"/>
+          <w:szCs w:val="18"/>
+          <w:lang w:val="en-US" w:eastAsia="zh-CN"/>
+        </w:rPr>
+        <w:instrText xml:space="preserve">Time \@ "h时m分"</w:instrText>
+      </w:r>
+      <w:r>
+        <w:rPr>
+          <w:rFonts w:hint="eastAsia" w:ascii="微软雅黑" w:hAnsi="微软雅黑" w:eastAsia="微软雅黑" w:cs="微软雅黑"/>
+          <w:sz w:val="18"/>
+          <w:szCs w:val="18"/>
+          <w:lang w:val="en-US" w:eastAsia="zh-CN"/>
+        </w:rPr>
+        <w:fldChar w:fldCharType="separate"/>
+      </w:r>
+      <w:r>
+        <w:rPr>
+          <w:rFonts w:hint="eastAsia" w:ascii="微软雅黑" w:hAnsi="微软雅黑" w:eastAsia="微软雅黑" w:cs="微软雅黑"/>
+          <w:sz w:val="18"/>
+          <w:szCs w:val="18"/>
+          <w:lang w:val="en-US" w:eastAsia="zh-CN"/>
+        </w:rPr>
+        <w:t>0时56分</w:t>
+      </w:r>
+      <w:r>
+        <w:rPr>
+          <w:rFonts w:hint="eastAsia" w:ascii="微软雅黑" w:hAnsi="微软雅黑" w:eastAsia="微软雅黑" w:cs="微软雅黑"/>
+          <w:sz w:val="18"/>
+          <w:szCs w:val="18"/>
+          <w:lang w:val="en-US" w:eastAsia="zh-CN"/>
+        </w:rPr>
+        <w:fldChar w:fldCharType="end"/>
+      </w:r>
+      <w:r>
+        <w:rPr>
+          <w:rFonts w:hint="eastAsia" w:ascii="微软雅黑" w:hAnsi="微软雅黑" w:eastAsia="微软雅黑" w:cs="微软雅黑"/>
+          <w:sz w:val="18"/>
+          <w:szCs w:val="18"/>
+          <w:lang w:val="en-US" w:eastAsia="zh-CN"/>
+        </w:rPr>
+        <w:t xml:space="preserve"> 请注意身体健康</w:t>
       </w:r>
     </w:p>
     <w:p>
       <w:pPr>
-        <w:ind w:firstLine="420" w:firstLineChars="0"/>
+        <w:ind w:firstLine="420" w:firstLineChars="200"/>
         <w:rPr>
           <w:rFonts w:hint="eastAsia" w:ascii="微软雅黑" w:hAnsi="微软雅黑" w:eastAsia="微软雅黑" w:cs="微软雅黑"/>
           <w:lang w:val="en-US" w:eastAsia="zh-CN"/>
@@ -48,23 +154,132 @@
           <w:rFonts w:hint="eastAsia" w:ascii="微软雅黑" w:hAnsi="微软雅黑" w:eastAsia="微软雅黑" w:cs="微软雅黑"/>
           <w:lang w:val="en-US" w:eastAsia="zh-CN"/>
         </w:rPr>
-        <w:t>哼哼哼啊~ 浩大你扣我干嘛鬼啊，王雷愤怒说并狠狠的打了一下浩大的屁股。李雪从门口进来说：你们两个男生害不害臊，丢死人了。随后看着浩大说：浩大，晚上我们晚上一起打原神吧，浩大兴奋的说好啊好啊，十分又九分的好，晚上我带你玩原神，你来我家吧。</w:t>
+        <w:t>清晨，下北泽第一实验中学</w:t>
       </w:r>
     </w:p>
     <w:p>
       <w:pPr>
-        <w:ind w:firstLine="420" w:firstLineChars="0"/>
+        <w:ind w:firstLine="420" w:firstLineChars="200"/>
+        <w:rPr>
+          <w:rFonts w:hint="eastAsia" w:ascii="微软雅黑" w:hAnsi="微软雅黑" w:eastAsia="微软雅黑" w:cs="微软雅黑"/>
+          <w:lang w:val="en-US" w:eastAsia="zh-CN"/>
+        </w:rPr>
+      </w:pPr>
+      <w:r>
+        <w:rPr>
+          <w:rFonts w:hint="eastAsia" w:ascii="微软雅黑" w:hAnsi="微软雅黑" w:eastAsia="微软雅黑" w:cs="微软雅黑"/>
+          <w:lang w:val="en-US" w:eastAsia="zh-CN"/>
+        </w:rPr>
+        <w:t>哼哼哼啊~ 浩大你扣我干嘛鬼啊，王雷愤怒说并狠狠的打了一下浩大的屁股。李雪从门口进来说：你们两个男生害不害臊，丢死人了。随后看着浩大说：浩大，晚上我们晚上一起打原神吧，浩大兴奋的说好啊好啊，十分又九分的好，晚上我带你玩原神，你来我家吧。</w:t>
+      </w:r>
+    </w:p>
+    <w:p>
+      <w:pPr>
+        <w:ind w:firstLine="420" w:firstLineChars="200"/>
+        <w:rPr>
+          <w:rFonts w:hint="eastAsia" w:ascii="微软雅黑" w:hAnsi="微软雅黑" w:eastAsia="微软雅黑" w:cs="微软雅黑"/>
+          <w:lang w:val="en-US" w:eastAsia="zh-CN"/>
+        </w:rPr>
+      </w:pPr>
+      <w:r>
+        <w:rPr>
+          <w:rFonts w:hint="eastAsia" w:ascii="微软雅黑" w:hAnsi="微软雅黑" w:eastAsia="微软雅黑" w:cs="微软雅黑"/>
+          <w:lang w:val="en-US" w:eastAsia="zh-CN"/>
+        </w:rPr>
+        <w:t>黄昏，夕阳西下，金光洒满操场，夕阳下，两个背影手牵手在空旷无人的操场上漫步，浩大的手轻轻抚过李雪的脸，李雪慢慢靠近浩大，轻轻的依偎在浩大宽大的肩膀上，一阵春风吹过，远处的的树梢飘逸，李雪的长发随风飘扬与空中的夕阳融为一体......</w:t>
+      </w:r>
+    </w:p>
+    <w:p>
+      <w:pPr>
+        <w:ind w:left="210" w:leftChars="100" w:firstLine="420" w:firstLineChars="200"/>
+        <w:rPr>
+          <w:rFonts w:hint="eastAsia" w:ascii="微软雅黑" w:hAnsi="微软雅黑" w:eastAsia="微软雅黑" w:cs="微软雅黑"/>
+          <w:strike w:val="0"/>
+          <w:dstrike w:val="0"/>
+          <w:sz w:val="21"/>
+          <w:szCs w:val="21"/>
+          <w:lang w:val="en-US" w:eastAsia="zh-CN"/>
+        </w:rPr>
+      </w:pPr>
+      <w:r>
+        <w:rPr>
+          <w:rFonts w:hint="eastAsia" w:ascii="微软雅黑" w:hAnsi="微软雅黑" w:eastAsia="微软雅黑" w:cs="微软雅黑"/>
+          <w:lang w:val="en-US" w:eastAsia="zh-CN"/>
+        </w:rPr>
+        <w:t>月亮升起来了，草丛中蝉鸣不断，昏黄的路灯下映着浩大和李雪被拉长的影子，两人路上走着，牵着手，脸上洋溢着幸福的笑容，浩大抱起李雪向家中走去</w:t>
+      </w:r>
+      <w:r>
+        <w:rPr>
+          <w:rFonts w:hint="eastAsia" w:ascii="微软雅黑" w:hAnsi="微软雅黑" w:eastAsia="微软雅黑" w:cs="微软雅黑"/>
+          <w:sz w:val="11"/>
+          <w:szCs w:val="11"/>
+          <w:lang w:val="en-US" w:eastAsia="zh-CN"/>
+        </w:rPr>
+        <w:t>（你们的淫趴要来力</w:t>
+      </w:r>
+      <w:r>
+        <w:rPr>
+          <w:rFonts w:hint="eastAsia" w:ascii="微软雅黑" w:hAnsi="微软雅黑" w:eastAsia="微软雅黑" w:cs="微软雅黑"/>
+          <w:sz w:val="10"/>
+          <w:szCs w:val="10"/>
+          <w:lang w:val="en-US" w:eastAsia="zh-CN"/>
+        </w:rPr>
+        <w:t>）</w:t>
+      </w:r>
+      <w:r>
+        <w:rPr>
+          <w:rFonts w:hint="eastAsia" w:ascii="微软雅黑" w:hAnsi="微软雅黑" w:eastAsia="微软雅黑" w:cs="微软雅黑"/>
+          <w:sz w:val="21"/>
+          <w:szCs w:val="21"/>
+          <w:lang w:val="en-US" w:eastAsia="zh-CN"/>
+        </w:rPr>
+        <w:t>，此时浩大家里，浩二正在和王雷玩</w:t>
+      </w:r>
+      <w:r>
+        <w:rPr>
+          <w:rFonts w:hint="eastAsia" w:ascii="微软雅黑" w:hAnsi="微软雅黑" w:eastAsia="微软雅黑" w:cs="微软雅黑"/>
+          <w:strike/>
+          <w:dstrike w:val="0"/>
+          <w:sz w:val="10"/>
+          <w:szCs w:val="10"/>
+          <w:lang w:val="en-US" w:eastAsia="zh-CN"/>
+        </w:rPr>
+        <w:t>原神</w:t>
+      </w:r>
+      <w:r>
+        <w:rPr>
+          <w:rFonts w:hint="eastAsia" w:ascii="微软雅黑" w:hAnsi="微软雅黑" w:eastAsia="微软雅黑" w:cs="微软雅黑"/>
+          <w:strike w:val="0"/>
+          <w:dstrike w:val="0"/>
+          <w:sz w:val="21"/>
+          <w:szCs w:val="21"/>
+          <w:lang w:val="en-US" w:eastAsia="zh-CN"/>
+        </w:rPr>
+        <w:t>王者荣耀，浩二的手机突然没电了，浩二急忙的说：卧槽，塔要没了，我去找充电器。王雷愤怒的说，水晶被推了，玩柠檬啊。浩二翻箱倒柜发现一个上面写着英文的奇怪瓶子(lubricant；润滑油)......</w:t>
+      </w:r>
+    </w:p>
+    <w:p>
+      <w:pPr>
+        <w:ind w:left="210" w:leftChars="100" w:firstLine="420" w:firstLineChars="200"/>
         <w:rPr>
           <w:rFonts w:hint="default" w:ascii="微软雅黑" w:hAnsi="微软雅黑" w:eastAsia="微软雅黑" w:cs="微软雅黑"/>
+          <w:strike w:val="0"/>
+          <w:dstrike w:val="0"/>
+          <w:sz w:val="21"/>
+          <w:szCs w:val="21"/>
           <w:lang w:val="en-US" w:eastAsia="zh-CN"/>
         </w:rPr>
       </w:pPr>
       <w:r>
         <w:rPr>
           <w:rFonts w:hint="eastAsia" w:ascii="微软雅黑" w:hAnsi="微软雅黑" w:eastAsia="微软雅黑" w:cs="微软雅黑"/>
-          <w:lang w:val="en-US" w:eastAsia="zh-CN"/>
-        </w:rPr>
-        <w:t>黄昏，夕阳西下，金光洒满操场，夕阳下，两个背影手牵手在空旷无人的操场上漫步，浩大的手轻轻抚过李雪的脸，李雪慢慢靠近浩大，轻轻的依偎在浩大宽大的肩膀上，</w:t>
+          <w:strike w:val="0"/>
+          <w:dstrike w:val="0"/>
+          <w:sz w:val="21"/>
+          <w:szCs w:val="21"/>
+          <w:lang w:val="en-US" w:eastAsia="zh-CN"/>
+        </w:rPr>
+        <w:t>这时浩大和李雪回来了，浩大看着浩二手里拿着的东西，瞬间不淡定了，脸红的像苹果似的，慌忙从浩二手中抢走那个奇怪瓶子，并生气的说到，你乱翻我东西干嘛，我没告诉你不能翻我东西吗，</w:t>
       </w:r>
       <w:bookmarkStart w:id="0" w:name="_GoBack"/>
       <w:bookmarkEnd w:id="0"/>
@@ -84,14 +299,14 @@
 <w:hdr xmlns:wpc="http://schemas.microsoft.com/office/word/2010/wordprocessingCanvas" xmlns:mc="http://schemas.openxmlformats.org/markup-compatibility/2006" xmlns:o="urn:schemas-microsoft-com:office:office" xmlns:r="http://schemas.openxmlformats.org/officeDocument/2006/relationships" xmlns:m="http://schemas.openxmlformats.org/officeDocument/2006/math" xmlns:v="urn:schemas-microsoft-com:vml" xmlns:wp14="http://schemas.microsoft.com/office/word/2010/wordprocessingDrawing" xmlns:wp="http://schemas.openxmlformats.org/drawingml/2006/wordprocessingDrawing" xmlns:w10="urn:schemas-microsoft-com:office:word" xmlns:w="http://schemas.openxmlformats.org/wordprocessingml/2006/main" xmlns:w14="http://schemas.microsoft.com/office/word/2010/wordml" xmlns:w15="http://schemas.microsoft.com/office/word/2012/wordml" xmlns:wpg="http://schemas.microsoft.com/office/word/2010/wordprocessingGroup" xmlns:wpi="http://schemas.microsoft.com/office/word/2010/wordprocessingInk" xmlns:wne="http://schemas.microsoft.com/office/word/2006/wordml" xmlns:wps="http://schemas.microsoft.com/office/word/2010/wordprocessingShape" xmlns:wpsCustomData="http://www.wps.cn/officeDocument/2013/wpsCustomData" mc:Ignorable="w14 w15 wp14">
   <w:p>
     <w:pPr>
-      <w:pStyle w:val="4"/>
+      <w:pStyle w:val="6"/>
     </w:pPr>
     <w:r>
       <w:rPr>
         <w:sz w:val="18"/>
       </w:rPr>
       <w:pict>
-        <v:shape id="PowerPlusWaterMarkObject30563" o:spid="_x0000_s4097" o:spt="136" type="#_x0000_t136" style="position:absolute;left:0pt;height:43.6pt;width:543.65pt;mso-position-horizontal:center;mso-position-horizontal-relative:margin;mso-position-vertical:center;mso-position-vertical-relative:margin;rotation:-2949120f;z-index:-251657216;mso-width-relative:page;mso-height-relative:page;" fillcolor="#C0C0C0" filled="t" stroked="f" coordsize="21600,21600" adj="10800">
+        <v:shape id="PowerPlusWaterMarkObject30563" o:spid="_x0000_s4098" o:spt="136" type="#_x0000_t136" style="position:absolute;left:0pt;height:43.6pt;width:543.65pt;mso-position-horizontal:center;mso-position-horizontal-relative:margin;mso-position-vertical:center;mso-position-vertical-relative:margin;rotation:-2949120f;z-index:-251657216;mso-width-relative:page;mso-height-relative:page;" fillcolor="#C0C0C0" filled="t" stroked="f" coordsize="21600,21600" adj="10800">
           <v:path/>
           <v:fill on="t" opacity="24903f" focussize="0,0"/>
           <v:stroke on="f"/>
@@ -110,7 +325,7 @@
   <w:docDefaults>
     <w:rPrDefault>
       <w:rPr>
-        <w:rFonts w:asciiTheme="minorHAnsi" w:hAnsiTheme="minorHAnsi" w:eastAsiaTheme="minorEastAsia" w:cstheme="minorBidi"/>
+        <w:rFonts w:ascii="Times New Roman" w:hAnsi="Times New Roman" w:eastAsia="宋体" w:cs="Times New Roman"/>
       </w:rPr>
     </w:rPrDefault>
     <w:pPrDefault/>
@@ -118,8 +333,8 @@
   <w:latentStyles w:count="260" w:defQFormat="0" w:defUnhideWhenUsed="1" w:defSemiHidden="1" w:defUIPriority="99" w:defLockedState="0">
     <w:lsdException w:qFormat="1" w:unhideWhenUsed="0" w:uiPriority="0" w:semiHidden="0" w:name="Normal"/>
     <w:lsdException w:qFormat="1" w:unhideWhenUsed="0" w:uiPriority="0" w:semiHidden="0" w:name="heading 1"/>
-    <w:lsdException w:qFormat="1" w:uiPriority="0" w:name="heading 2"/>
-    <w:lsdException w:qFormat="1" w:uiPriority="0" w:name="heading 3"/>
+    <w:lsdException w:qFormat="1" w:uiPriority="0" w:semiHidden="0" w:name="heading 2"/>
+    <w:lsdException w:qFormat="1" w:uiPriority="0" w:semiHidden="0" w:name="heading 3"/>
     <w:lsdException w:qFormat="1" w:uiPriority="0" w:name="heading 4"/>
     <w:lsdException w:qFormat="1" w:uiPriority="0" w:name="heading 5"/>
     <w:lsdException w:qFormat="1" w:uiPriority="0" w:name="heading 6"/>
@@ -147,7 +362,7 @@
     <w:lsdException w:unhideWhenUsed="0" w:uiPriority="0" w:semiHidden="0" w:name="Normal Indent"/>
     <w:lsdException w:unhideWhenUsed="0" w:uiPriority="0" w:semiHidden="0" w:name="footnote text"/>
     <w:lsdException w:unhideWhenUsed="0" w:uiPriority="0" w:semiHidden="0" w:name="annotation text"/>
-    <w:lsdException w:unhideWhenUsed="0" w:uiPriority="0" w:semiHidden="0" w:name="header"/>
+    <w:lsdException w:qFormat="1" w:unhideWhenUsed="0" w:uiPriority="0" w:semiHidden="0" w:name="header"/>
     <w:lsdException w:unhideWhenUsed="0" w:uiPriority="0" w:semiHidden="0" w:name="footer"/>
     <w:lsdException w:unhideWhenUsed="0" w:uiPriority="0" w:semiHidden="0" w:name="index heading"/>
     <w:lsdException w:qFormat="1" w:uiPriority="0" w:name="caption"/>
@@ -399,12 +614,49 @@
       <w:sz w:val="44"/>
     </w:rPr>
   </w:style>
-  <w:style w:type="character" w:default="1" w:styleId="6">
+  <w:style w:type="paragraph" w:styleId="3">
+    <w:name w:val="heading 2"/>
+    <w:basedOn w:val="1"/>
+    <w:next w:val="1"/>
+    <w:unhideWhenUsed/>
+    <w:qFormat/>
+    <w:uiPriority w:val="0"/>
+    <w:pPr>
+      <w:keepNext/>
+      <w:keepLines/>
+      <w:spacing w:before="260" w:beforeLines="0" w:beforeAutospacing="0" w:after="260" w:afterLines="0" w:afterAutospacing="0" w:line="413" w:lineRule="auto"/>
+      <w:outlineLvl w:val="1"/>
+    </w:pPr>
+    <w:rPr>
+      <w:rFonts w:ascii="Arial" w:hAnsi="Arial" w:eastAsia="黑体"/>
+      <w:b/>
+      <w:sz w:val="32"/>
+    </w:rPr>
+  </w:style>
+  <w:style w:type="paragraph" w:styleId="4">
+    <w:name w:val="heading 3"/>
+    <w:basedOn w:val="1"/>
+    <w:next w:val="1"/>
+    <w:unhideWhenUsed/>
+    <w:qFormat/>
+    <w:uiPriority w:val="0"/>
+    <w:pPr>
+      <w:keepNext/>
+      <w:keepLines/>
+      <w:spacing w:before="260" w:beforeLines="0" w:beforeAutospacing="0" w:after="260" w:afterLines="0" w:afterAutospacing="0" w:line="413" w:lineRule="auto"/>
+      <w:outlineLvl w:val="2"/>
+    </w:pPr>
+    <w:rPr>
+      <w:b/>
+      <w:sz w:val="32"/>
+    </w:rPr>
+  </w:style>
+  <w:style w:type="character" w:default="1" w:styleId="8">
     <w:name w:val="Default Paragraph Font"/>
     <w:semiHidden/>
     <w:uiPriority w:val="0"/>
   </w:style>
-  <w:style w:type="table" w:default="1" w:styleId="5">
+  <w:style w:type="table" w:default="1" w:styleId="7">
     <w:name w:val="Normal Table"/>
     <w:semiHidden/>
     <w:qFormat/>
@@ -418,7 +670,7 @@
       </w:tblCellMar>
     </w:tblPr>
   </w:style>
-  <w:style w:type="paragraph" w:styleId="3">
+  <w:style w:type="paragraph" w:styleId="5">
     <w:name w:val="footer"/>
     <w:basedOn w:val="1"/>
     <w:uiPriority w:val="0"/>
@@ -434,9 +686,10 @@
       <w:sz w:val="18"/>
     </w:rPr>
   </w:style>
-  <w:style w:type="paragraph" w:styleId="4">
+  <w:style w:type="paragraph" w:styleId="6">
     <w:name w:val="header"/>
     <w:basedOn w:val="1"/>
+    <w:qFormat/>
     <w:uiPriority w:val="0"/>
     <w:pPr>
       <w:pBdr>
@@ -714,7 +967,7 @@
     <customSectPr/>
   </customSectProps>
   <customShpExts>
-    <customShpInfo spid="_x0000_s4097"/>
+    <customShpInfo spid="_x0000_s4098"/>
   </customShpExts>
 </s:customData>
 </file>

--- a/1-10.docx
+++ b/1-10.docx
@@ -120,7 +120,7 @@
           <w:szCs w:val="18"/>
           <w:lang w:val="en-US" w:eastAsia="zh-CN"/>
         </w:rPr>
-        <w:t>0时56分</w:t>
+        <w:t>1时14分</w:t>
       </w:r>
       <w:r>
         <w:rPr>
@@ -235,17 +235,8 @@
         </w:rPr>
         <w:t>，此时浩大家里，浩二正在和王雷玩</w:t>
       </w:r>
-      <w:r>
-        <w:rPr>
-          <w:rFonts w:hint="eastAsia" w:ascii="微软雅黑" w:hAnsi="微软雅黑" w:eastAsia="微软雅黑" w:cs="微软雅黑"/>
-          <w:strike/>
-          <w:dstrike w:val="0"/>
-          <w:sz w:val="10"/>
-          <w:szCs w:val="10"/>
-          <w:lang w:val="en-US" w:eastAsia="zh-CN"/>
-        </w:rPr>
-        <w:t>原神</w:t>
-      </w:r>
+      <w:bookmarkStart w:id="0" w:name="_GoBack"/>
+      <w:bookmarkEnd w:id="0"/>
       <w:r>
         <w:rPr>
           <w:rFonts w:hint="eastAsia" w:ascii="微软雅黑" w:hAnsi="微软雅黑" w:eastAsia="微软雅黑" w:cs="微软雅黑"/>
@@ -281,8 +272,6 @@
         </w:rPr>
         <w:t>这时浩大和李雪回来了，浩大看着浩二手里拿着的东西，瞬间不淡定了，脸红的像苹果似的，慌忙从浩二手中抢走那个奇怪瓶子，并生气的说到，你乱翻我东西干嘛，我没告诉你不能翻我东西吗，</w:t>
       </w:r>
-      <w:bookmarkStart w:id="0" w:name="_GoBack"/>
-      <w:bookmarkEnd w:id="0"/>
     </w:p>
     <w:sectPr>
       <w:headerReference r:id="rId3" w:type="default"/>

--- a/1-10.docx
+++ b/1-10.docx
@@ -23,126 +23,7 @@
     </w:p>
     <w:p>
       <w:pPr>
-        <w:pStyle w:val="4"/>
         <w:bidi w:val="0"/>
-        <w:ind w:firstLine="360" w:firstLineChars="200"/>
-        <w:jc w:val="center"/>
-        <w:rPr>
-          <w:rFonts w:hint="default" w:ascii="微软雅黑" w:hAnsi="微软雅黑" w:eastAsia="微软雅黑" w:cs="微软雅黑"/>
-          <w:lang w:val="en-US" w:eastAsia="zh-CN"/>
-        </w:rPr>
-      </w:pPr>
-      <w:r>
-        <w:rPr>
-          <w:rFonts w:hint="eastAsia" w:ascii="微软雅黑" w:hAnsi="微软雅黑" w:eastAsia="微软雅黑" w:cs="微软雅黑"/>
-          <w:sz w:val="18"/>
-          <w:szCs w:val="18"/>
-          <w:lang w:val="en-US" w:eastAsia="zh-CN"/>
-        </w:rPr>
-        <w:t>开始阅读时间：</w:t>
-      </w:r>
-      <w:r>
-        <w:rPr>
-          <w:rFonts w:hint="eastAsia" w:ascii="微软雅黑" w:hAnsi="微软雅黑" w:eastAsia="微软雅黑" w:cs="微软雅黑"/>
-          <w:sz w:val="18"/>
-          <w:szCs w:val="18"/>
-          <w:lang w:val="en-US" w:eastAsia="zh-CN"/>
-        </w:rPr>
-        <w:fldChar w:fldCharType="begin"/>
-      </w:r>
-      <w:r>
-        <w:rPr>
-          <w:rFonts w:hint="eastAsia" w:ascii="微软雅黑" w:hAnsi="微软雅黑" w:eastAsia="微软雅黑" w:cs="微软雅黑"/>
-          <w:sz w:val="18"/>
-          <w:szCs w:val="18"/>
-          <w:lang w:val="en-US" w:eastAsia="zh-CN"/>
-        </w:rPr>
-        <w:instrText xml:space="preserve">Time \@ "yyyy年M月d日"</w:instrText>
-      </w:r>
-      <w:r>
-        <w:rPr>
-          <w:rFonts w:hint="eastAsia" w:ascii="微软雅黑" w:hAnsi="微软雅黑" w:eastAsia="微软雅黑" w:cs="微软雅黑"/>
-          <w:sz w:val="18"/>
-          <w:szCs w:val="18"/>
-          <w:lang w:val="en-US" w:eastAsia="zh-CN"/>
-        </w:rPr>
-        <w:fldChar w:fldCharType="separate"/>
-      </w:r>
-      <w:r>
-        <w:rPr>
-          <w:rFonts w:hint="eastAsia" w:ascii="微软雅黑" w:hAnsi="微软雅黑" w:eastAsia="微软雅黑" w:cs="微软雅黑"/>
-          <w:sz w:val="18"/>
-          <w:szCs w:val="18"/>
-          <w:lang w:val="en-US" w:eastAsia="zh-CN"/>
-        </w:rPr>
-        <w:t>2024年3月7日</w:t>
-      </w:r>
-      <w:r>
-        <w:rPr>
-          <w:rFonts w:hint="eastAsia" w:ascii="微软雅黑" w:hAnsi="微软雅黑" w:eastAsia="微软雅黑" w:cs="微软雅黑"/>
-          <w:sz w:val="18"/>
-          <w:szCs w:val="18"/>
-          <w:lang w:val="en-US" w:eastAsia="zh-CN"/>
-        </w:rPr>
-        <w:fldChar w:fldCharType="end"/>
-      </w:r>
-      <w:r>
-        <w:rPr>
-          <w:rFonts w:hint="eastAsia" w:ascii="微软雅黑" w:hAnsi="微软雅黑" w:eastAsia="微软雅黑" w:cs="微软雅黑"/>
-          <w:sz w:val="18"/>
-          <w:szCs w:val="18"/>
-          <w:lang w:val="en-US" w:eastAsia="zh-CN"/>
-        </w:rPr>
-        <w:fldChar w:fldCharType="begin"/>
-      </w:r>
-      <w:r>
-        <w:rPr>
-          <w:rFonts w:hint="eastAsia" w:ascii="微软雅黑" w:hAnsi="微软雅黑" w:eastAsia="微软雅黑" w:cs="微软雅黑"/>
-          <w:sz w:val="18"/>
-          <w:szCs w:val="18"/>
-          <w:lang w:val="en-US" w:eastAsia="zh-CN"/>
-        </w:rPr>
-        <w:instrText xml:space="preserve">Time \@ "h时m分"</w:instrText>
-      </w:r>
-      <w:r>
-        <w:rPr>
-          <w:rFonts w:hint="eastAsia" w:ascii="微软雅黑" w:hAnsi="微软雅黑" w:eastAsia="微软雅黑" w:cs="微软雅黑"/>
-          <w:sz w:val="18"/>
-          <w:szCs w:val="18"/>
-          <w:lang w:val="en-US" w:eastAsia="zh-CN"/>
-        </w:rPr>
-        <w:fldChar w:fldCharType="separate"/>
-      </w:r>
-      <w:r>
-        <w:rPr>
-          <w:rFonts w:hint="eastAsia" w:ascii="微软雅黑" w:hAnsi="微软雅黑" w:eastAsia="微软雅黑" w:cs="微软雅黑"/>
-          <w:sz w:val="18"/>
-          <w:szCs w:val="18"/>
-          <w:lang w:val="en-US" w:eastAsia="zh-CN"/>
-        </w:rPr>
-        <w:t>1时14分</w:t>
-      </w:r>
-      <w:r>
-        <w:rPr>
-          <w:rFonts w:hint="eastAsia" w:ascii="微软雅黑" w:hAnsi="微软雅黑" w:eastAsia="微软雅黑" w:cs="微软雅黑"/>
-          <w:sz w:val="18"/>
-          <w:szCs w:val="18"/>
-          <w:lang w:val="en-US" w:eastAsia="zh-CN"/>
-        </w:rPr>
-        <w:fldChar w:fldCharType="end"/>
-      </w:r>
-      <w:r>
-        <w:rPr>
-          <w:rFonts w:hint="eastAsia" w:ascii="微软雅黑" w:hAnsi="微软雅黑" w:eastAsia="微软雅黑" w:cs="微软雅黑"/>
-          <w:sz w:val="18"/>
-          <w:szCs w:val="18"/>
-          <w:lang w:val="en-US" w:eastAsia="zh-CN"/>
-        </w:rPr>
-        <w:t xml:space="preserve"> 请注意身体健康</w:t>
-      </w:r>
-    </w:p>
-    <w:p>
-      <w:pPr>
         <w:ind w:firstLine="420" w:firstLineChars="200"/>
         <w:rPr>
           <w:rFonts w:hint="eastAsia" w:ascii="微软雅黑" w:hAnsi="微软雅黑" w:eastAsia="微软雅黑" w:cs="微软雅黑"/>
@@ -235,8 +116,6 @@
         </w:rPr>
         <w:t>，此时浩大家里，浩二正在和王雷玩</w:t>
       </w:r>
-      <w:bookmarkStart w:id="0" w:name="_GoBack"/>
-      <w:bookmarkEnd w:id="0"/>
       <w:r>
         <w:rPr>
           <w:rFonts w:hint="eastAsia" w:ascii="微软雅黑" w:hAnsi="微软雅黑" w:eastAsia="微软雅黑" w:cs="微软雅黑"/>
@@ -253,7 +132,7 @@
       <w:pPr>
         <w:ind w:left="210" w:leftChars="100" w:firstLine="420" w:firstLineChars="200"/>
         <w:rPr>
-          <w:rFonts w:hint="default" w:ascii="微软雅黑" w:hAnsi="微软雅黑" w:eastAsia="微软雅黑" w:cs="微软雅黑"/>
+          <w:rFonts w:hint="eastAsia" w:ascii="微软雅黑" w:hAnsi="微软雅黑" w:eastAsia="微软雅黑" w:cs="微软雅黑"/>
           <w:strike w:val="0"/>
           <w:dstrike w:val="0"/>
           <w:sz w:val="21"/>
@@ -270,11 +149,169 @@
           <w:szCs w:val="21"/>
           <w:lang w:val="en-US" w:eastAsia="zh-CN"/>
         </w:rPr>
-        <w:t>这时浩大和李雪回来了，浩大看着浩二手里拿着的东西，瞬间不淡定了，脸红的像苹果似的，慌忙从浩二手中抢走那个奇怪瓶子，并生气的说到，你乱翻我东西干嘛，我没告诉你不能翻我东西吗，</w:t>
-      </w:r>
+        <w:t>这时浩大和李雪回来了，浩大看着浩二手里拿着的东西，瞬间不淡定了，脸红的像苹果似的，慌忙从浩二手中抢走那个奇怪瓶子，并生气的说到，你乱翻我东西干嘛，我没告诉你不能翻我东西吗，浩二委屈的小声啜泣：我只是想找下充电器......</w:t>
+      </w:r>
+    </w:p>
+    <w:p>
+      <w:pPr>
+        <w:ind w:left="210" w:leftChars="100" w:firstLine="420" w:firstLineChars="200"/>
+        <w:rPr>
+          <w:rFonts w:hint="eastAsia" w:ascii="华文彩云" w:hAnsi="华文彩云" w:eastAsia="华文彩云" w:cs="华文彩云"/>
+          <w:strike w:val="0"/>
+          <w:dstrike w:val="0"/>
+          <w:sz w:val="44"/>
+          <w:szCs w:val="44"/>
+          <w:lang w:val="en-US" w:eastAsia="zh-CN"/>
+        </w:rPr>
+      </w:pPr>
+      <w:r>
+        <w:rPr>
+          <w:rFonts w:hint="eastAsia" w:ascii="微软雅黑" w:hAnsi="微软雅黑" w:eastAsia="微软雅黑" w:cs="微软雅黑"/>
+          <w:strike w:val="0"/>
+          <w:dstrike w:val="0"/>
+          <w:sz w:val="21"/>
+          <w:szCs w:val="21"/>
+          <w:lang w:val="en-US" w:eastAsia="zh-CN"/>
+        </w:rPr>
+        <w:t>浩大打开电脑，剩下的三人纷纷打开原神......</w:t>
+      </w:r>
+    </w:p>
+    <w:p>
+      <w:pPr>
+        <w:ind w:left="210" w:leftChars="100" w:firstLine="880" w:firstLineChars="200"/>
+        <w:jc w:val="right"/>
+        <w:rPr>
+          <w:rFonts w:hint="eastAsia" w:ascii="华文彩云" w:hAnsi="华文彩云" w:eastAsia="华文彩云" w:cs="华文彩云"/>
+          <w:strike w:val="0"/>
+          <w:dstrike w:val="0"/>
+          <w:sz w:val="44"/>
+          <w:szCs w:val="44"/>
+          <w:lang w:val="en-US" w:eastAsia="zh-CN"/>
+        </w:rPr>
+        <w:sectPr>
+          <w:headerReference r:id="rId3" w:type="default"/>
+          <w:pgSz w:w="11906" w:h="16838"/>
+          <w:pgMar w:top="1440" w:right="1800" w:bottom="1440" w:left="1800" w:header="851" w:footer="992" w:gutter="0"/>
+          <w:cols w:space="425" w:num="1"/>
+          <w:docGrid w:type="lines" w:linePitch="312" w:charSpace="0"/>
+        </w:sectPr>
+      </w:pPr>
+      <w:r>
+        <w:rPr>
+          <w:rFonts w:hint="eastAsia" w:ascii="华文彩云" w:hAnsi="华文彩云" w:eastAsia="华文彩云" w:cs="华文彩云"/>
+          <w:strike w:val="0"/>
+          <w:dstrike w:val="0"/>
+          <w:sz w:val="44"/>
+          <w:szCs w:val="44"/>
+          <w:lang w:val="en-US" w:eastAsia="zh-CN"/>
+        </w:rPr>
+        <w:t>未完待续</w:t>
+      </w:r>
+    </w:p>
+    <w:p>
+      <w:pPr>
+        <w:pStyle w:val="2"/>
+        <w:bidi w:val="0"/>
+        <w:ind w:firstLine="880" w:firstLineChars="200"/>
+        <w:jc w:val="center"/>
+        <w:rPr>
+          <w:rFonts w:hint="eastAsia"/>
+          <w:lang w:val="en-US" w:eastAsia="zh-CN"/>
+        </w:rPr>
+      </w:pPr>
+      <w:r>
+        <w:rPr>
+          <w:rFonts w:hint="eastAsia"/>
+          <w:lang w:val="en-US" w:eastAsia="zh-CN"/>
+        </w:rPr>
+        <w:t>第二章</w:t>
+      </w:r>
+    </w:p>
+    <w:p>
+      <w:pPr>
+        <w:bidi w:val="0"/>
+        <w:ind w:firstLine="420" w:firstLineChars="200"/>
+        <w:rPr>
+          <w:rFonts w:hint="eastAsia" w:ascii="微软雅黑" w:hAnsi="微软雅黑" w:cs="微软雅黑"/>
+          <w:lang w:val="en-US" w:eastAsia="zh-CN"/>
+        </w:rPr>
+      </w:pPr>
+      <w:r>
+        <w:rPr>
+          <w:rFonts w:hint="eastAsia" w:ascii="微软雅黑" w:hAnsi="微软雅黑" w:eastAsia="微软雅黑" w:cs="微软雅黑"/>
+          <w:lang w:val="en-US" w:eastAsia="zh-CN"/>
+        </w:rPr>
+        <w:t>凌晨3</w:t>
+      </w:r>
+      <w:r>
+        <w:rPr>
+          <w:rFonts w:hint="eastAsia" w:ascii="微软雅黑" w:hAnsi="微软雅黑" w:cs="微软雅黑"/>
+          <w:lang w:val="en-US" w:eastAsia="zh-CN"/>
+        </w:rPr>
+        <w:t xml:space="preserve">点半 </w:t>
+      </w:r>
+      <w:r>
+        <w:rPr>
+          <w:rFonts w:hint="eastAsia" w:ascii="微软雅黑" w:hAnsi="微软雅黑" w:cs="微软雅黑"/>
+          <w:sz w:val="10"/>
+          <w:szCs w:val="10"/>
+          <w:lang w:val="en-US" w:eastAsia="zh-CN"/>
+        </w:rPr>
+        <w:t>（作者也是3点半还在写）</w:t>
+      </w:r>
+    </w:p>
+    <w:p>
+      <w:pPr>
+        <w:bidi w:val="0"/>
+        <w:ind w:firstLine="420" w:firstLineChars="200"/>
+        <w:rPr>
+          <w:rFonts w:hint="eastAsia" w:ascii="微软雅黑" w:hAnsi="微软雅黑" w:cs="微软雅黑"/>
+          <w:sz w:val="21"/>
+          <w:szCs w:val="21"/>
+          <w:lang w:val="en-US" w:eastAsia="zh-CN"/>
+        </w:rPr>
+      </w:pPr>
+      <w:r>
+        <w:rPr>
+          <w:rFonts w:hint="eastAsia" w:ascii="微软雅黑" w:hAnsi="微软雅黑" w:cs="微软雅黑"/>
+          <w:lang w:val="en-US" w:eastAsia="zh-CN"/>
+        </w:rPr>
+        <w:t>浩大玩了一晚上后突然想到：还等着和李雪独处呢。随后浩大毫不犹豫的说：都别玩了，快一晚上了</w:t>
+      </w:r>
+      <w:r>
+        <w:rPr>
+          <w:rFonts w:hint="eastAsia" w:ascii="微软雅黑" w:hAnsi="微软雅黑" w:cs="微软雅黑"/>
+          <w:sz w:val="21"/>
+          <w:szCs w:val="21"/>
+          <w:lang w:val="en-US" w:eastAsia="zh-CN"/>
+        </w:rPr>
+        <w:t>，一会我母亲回来了，大家散了吧。浩大浩二把王雷送出小区，随后浩大跟浩二说：弟，我给你50块钱你出去好好玩。浩二激动的说：谢谢哥......</w:t>
+      </w:r>
+    </w:p>
+    <w:p>
+      <w:pPr>
+        <w:bidi w:val="0"/>
+        <w:ind w:firstLine="420" w:firstLineChars="200"/>
+        <w:rPr>
+          <w:rFonts w:hint="default" w:ascii="微软雅黑" w:hAnsi="微软雅黑" w:cs="微软雅黑"/>
+          <w:sz w:val="21"/>
+          <w:szCs w:val="21"/>
+          <w:lang w:val="en-US" w:eastAsia="zh-CN"/>
+        </w:rPr>
+      </w:pPr>
+      <w:r>
+        <w:rPr>
+          <w:rFonts w:hint="eastAsia" w:ascii="微软雅黑" w:hAnsi="微软雅黑" w:cs="微软雅黑"/>
+          <w:sz w:val="21"/>
+          <w:szCs w:val="21"/>
+          <w:lang w:val="en-US" w:eastAsia="zh-CN"/>
+        </w:rPr>
+        <w:t>浩大回到屋内，狠狠的亲了一口李雪，把舌头伸进她的嘴里，李雪轻轻的咬住了浩大的舌头，口水滴落在地，拉出一条透明细长的丝线，浩大把李雪按在床上，一滴透明的口水滴落到李雪的鼻尖上，浩大解开李雪胸前的扣子，奶白色的馒头上镶嵌着两颗粉色的豆豆，浩大将脸埋进两个馒头之间，两侧的豆豆碰到浩大的耳朵使李雪身体抖动不止，李雪面色潮红，大口吸着浩大身上的荷尔蒙气息，</w:t>
+      </w:r>
+      <w:bookmarkStart w:id="0" w:name="_GoBack"/>
+      <w:bookmarkEnd w:id="0"/>
     </w:p>
     <w:sectPr>
-      <w:headerReference r:id="rId3" w:type="default"/>
       <w:pgSz w:w="11906" w:h="16838"/>
       <w:pgMar w:top="1440" w:right="1800" w:bottom="1440" w:left="1800" w:header="851" w:footer="992" w:gutter="0"/>
       <w:cols w:space="425" w:num="1"/>
@@ -288,7 +325,7 @@
 <w:hdr xmlns:wpc="http://schemas.microsoft.com/office/word/2010/wordprocessingCanvas" xmlns:mc="http://schemas.openxmlformats.org/markup-compatibility/2006" xmlns:o="urn:schemas-microsoft-com:office:office" xmlns:r="http://schemas.openxmlformats.org/officeDocument/2006/relationships" xmlns:m="http://schemas.openxmlformats.org/officeDocument/2006/math" xmlns:v="urn:schemas-microsoft-com:vml" xmlns:wp14="http://schemas.microsoft.com/office/word/2010/wordprocessingDrawing" xmlns:wp="http://schemas.openxmlformats.org/drawingml/2006/wordprocessingDrawing" xmlns:w10="urn:schemas-microsoft-com:office:word" xmlns:w="http://schemas.openxmlformats.org/wordprocessingml/2006/main" xmlns:w14="http://schemas.microsoft.com/office/word/2010/wordml" xmlns:w15="http://schemas.microsoft.com/office/word/2012/wordml" xmlns:wpg="http://schemas.microsoft.com/office/word/2010/wordprocessingGroup" xmlns:wpi="http://schemas.microsoft.com/office/word/2010/wordprocessingInk" xmlns:wne="http://schemas.microsoft.com/office/word/2006/wordml" xmlns:wps="http://schemas.microsoft.com/office/word/2010/wordprocessingShape" xmlns:wpsCustomData="http://www.wps.cn/officeDocument/2013/wpsCustomData" mc:Ignorable="w14 w15 wp14">
   <w:p>
     <w:pPr>
-      <w:pStyle w:val="6"/>
+      <w:pStyle w:val="7"/>
     </w:pPr>
     <w:r>
       <w:rPr>
@@ -324,7 +361,7 @@
     <w:lsdException w:qFormat="1" w:unhideWhenUsed="0" w:uiPriority="0" w:semiHidden="0" w:name="heading 1"/>
     <w:lsdException w:qFormat="1" w:uiPriority="0" w:semiHidden="0" w:name="heading 2"/>
     <w:lsdException w:qFormat="1" w:uiPriority="0" w:semiHidden="0" w:name="heading 3"/>
-    <w:lsdException w:qFormat="1" w:uiPriority="0" w:name="heading 4"/>
+    <w:lsdException w:qFormat="1" w:uiPriority="0" w:semiHidden="0" w:name="heading 4"/>
     <w:lsdException w:qFormat="1" w:uiPriority="0" w:name="heading 5"/>
     <w:lsdException w:qFormat="1" w:uiPriority="0" w:name="heading 6"/>
     <w:lsdException w:qFormat="1" w:uiPriority="0" w:name="heading 7"/>
@@ -352,7 +389,7 @@
     <w:lsdException w:unhideWhenUsed="0" w:uiPriority="0" w:semiHidden="0" w:name="footnote text"/>
     <w:lsdException w:unhideWhenUsed="0" w:uiPriority="0" w:semiHidden="0" w:name="annotation text"/>
     <w:lsdException w:qFormat="1" w:unhideWhenUsed="0" w:uiPriority="0" w:semiHidden="0" w:name="header"/>
-    <w:lsdException w:unhideWhenUsed="0" w:uiPriority="0" w:semiHidden="0" w:name="footer"/>
+    <w:lsdException w:qFormat="1" w:unhideWhenUsed="0" w:uiPriority="0" w:semiHidden="0" w:name="footer"/>
     <w:lsdException w:unhideWhenUsed="0" w:uiPriority="0" w:semiHidden="0" w:name="index heading"/>
     <w:lsdException w:qFormat="1" w:uiPriority="0" w:name="caption"/>
     <w:lsdException w:unhideWhenUsed="0" w:uiPriority="0" w:semiHidden="0" w:name="table of figures"/>
@@ -385,7 +422,7 @@
     <w:lsdException w:qFormat="1" w:unhideWhenUsed="0" w:uiPriority="0" w:semiHidden="0" w:name="Title"/>
     <w:lsdException w:unhideWhenUsed="0" w:uiPriority="0" w:semiHidden="0" w:name="Closing"/>
     <w:lsdException w:unhideWhenUsed="0" w:uiPriority="0" w:semiHidden="0" w:name="Signature"/>
-    <w:lsdException w:unhideWhenUsed="0" w:uiPriority="0" w:name="Default Paragraph Font"/>
+    <w:lsdException w:qFormat="1" w:unhideWhenUsed="0" w:uiPriority="0" w:name="Default Paragraph Font"/>
     <w:lsdException w:unhideWhenUsed="0" w:uiPriority="0" w:semiHidden="0" w:name="Body Text"/>
     <w:lsdException w:unhideWhenUsed="0" w:uiPriority="0" w:semiHidden="0" w:name="Body Text Indent"/>
     <w:lsdException w:unhideWhenUsed="0" w:uiPriority="0" w:semiHidden="0" w:name="List Continue"/>
@@ -578,7 +615,7 @@
       <w:jc w:val="both"/>
     </w:pPr>
     <w:rPr>
-      <w:rFonts w:asciiTheme="minorHAnsi" w:hAnsiTheme="minorHAnsi" w:eastAsiaTheme="minorEastAsia" w:cstheme="minorBidi"/>
+      <w:rFonts w:eastAsia="微软雅黑" w:asciiTheme="minorAscii" w:hAnsiTheme="minorAscii" w:cstheme="minorBidi"/>
       <w:kern w:val="2"/>
       <w:sz w:val="21"/>
       <w:szCs w:val="24"/>
@@ -640,12 +677,32 @@
       <w:sz w:val="32"/>
     </w:rPr>
   </w:style>
-  <w:style w:type="character" w:default="1" w:styleId="8">
+  <w:style w:type="paragraph" w:styleId="5">
+    <w:name w:val="heading 4"/>
+    <w:basedOn w:val="1"/>
+    <w:next w:val="1"/>
+    <w:unhideWhenUsed/>
+    <w:qFormat/>
+    <w:uiPriority w:val="0"/>
+    <w:pPr>
+      <w:keepNext/>
+      <w:keepLines/>
+      <w:spacing w:before="280" w:beforeLines="0" w:beforeAutospacing="0" w:after="290" w:afterLines="0" w:afterAutospacing="0" w:line="372" w:lineRule="auto"/>
+      <w:outlineLvl w:val="3"/>
+    </w:pPr>
+    <w:rPr>
+      <w:rFonts w:ascii="Arial" w:hAnsi="Arial" w:eastAsia="黑体"/>
+      <w:b/>
+      <w:sz w:val="28"/>
+    </w:rPr>
+  </w:style>
+  <w:style w:type="character" w:default="1" w:styleId="9">
     <w:name w:val="Default Paragraph Font"/>
     <w:semiHidden/>
+    <w:qFormat/>
     <w:uiPriority w:val="0"/>
   </w:style>
-  <w:style w:type="table" w:default="1" w:styleId="7">
+  <w:style w:type="table" w:default="1" w:styleId="8">
     <w:name w:val="Normal Table"/>
     <w:semiHidden/>
     <w:qFormat/>
@@ -659,9 +716,10 @@
       </w:tblCellMar>
     </w:tblPr>
   </w:style>
-  <w:style w:type="paragraph" w:styleId="5">
+  <w:style w:type="paragraph" w:styleId="6">
     <w:name w:val="footer"/>
     <w:basedOn w:val="1"/>
+    <w:qFormat/>
     <w:uiPriority w:val="0"/>
     <w:pPr>
       <w:tabs>
@@ -675,7 +733,7 @@
       <w:sz w:val="18"/>
     </w:rPr>
   </w:style>
-  <w:style w:type="paragraph" w:styleId="6">
+  <w:style w:type="paragraph" w:styleId="7">
     <w:name w:val="header"/>
     <w:basedOn w:val="1"/>
     <w:qFormat/>
@@ -954,6 +1012,7 @@
 <s:customData xmlns="http://www.wps.cn/officeDocument/2013/wpsCustomData" xmlns:s="http://www.wps.cn/officeDocument/2013/wpsCustomData">
   <customSectProps>
     <customSectPr/>
+    <customSectPr/>
   </customSectProps>
   <customShpExts>
     <customShpInfo spid="_x0000_s4098"/>
